--- a/arb/docx/13.content.docx
+++ b/arb/docx/13.content.docx
@@ -147,13 +147,6 @@
         <w:rPr>
           <w:lang w:val="ar_AE" w:bidi="ar_AE"/>
         </w:rPr>
-      </w:r>
-      <w:r>
-        <w:rPr>
-          <w:i/>
-          <w:lang w:val="ar_AE" w:bidi="ar_AE"/>
-        </w:rPr>
-        <w:t>1أخبار الأيام 1: 10, 1أخبار الأيام 1: 19, 1أخبار الأيام 1: 43, 1أخبار الأيام 2: 3, 1أخبار الأيام 2: 7, 1أخبار الأيام 2: 13–14, 1أخبار الأيام 3: 4, 1أخبار الأيام 3: 16, 1أخبار الأيام 4: 9–10, 1أخبار الأيام 4: 10, 1أخبار الأيام 4: 27, 1أخبار الأيام 4: 39–40, 1أخبار الأيام 5: 1, 1أخبار الأيام 5: 2, 1أخبار الأيام 5: 6, 1أخبار الأيام 5: 18, 1أخبار الأيام 5: 20, 1أخبار الأيام 5: 22, 1أخبار الأيام 5: 23–24, 1أخبار الأيام 5: 25–26, 1أخبار الأيام 6: 15, 1أخبار الأيام 6: 31, 1أخبار الأيام 6: 32, 1أخبار الأيام 6: 48, 1أخبار الأيام 6: 49, 1أخبار الأيام 6: 49 (#2), 1أخبار الأيام 6: 64–65, 1أخبار الأيام 7: 2, 1أخبار الأيام 7: 5, 1أخبار الأيام 7: 6–7, 1أخبار الأيام 7: 14, 1أخبار الأيام 7: 21–22, 1أخبار الأيام 7: 23, 1أخبار الأيام 7: 27, 1أخبار الأيام 7: 28, 1أخبار الأيام 7: 40, 1أخبار الأيام 8: 6, 1أخبار الأيام 8: 13, 1أخبار الأيام 8: 28, 1أخبار الأيام 8: 32, 1أخبار الأيام 8: 33, 1أخبار الأيام 8: 39–40, 1أخبار الأيام 9: 1, 1أخبار الأيام 9: 1 (#٢), 1أخبار الأيام 9: 2, 1أخبار الأيام 9: 11, 1أخبار الأيام 9: 13, 1أخبار الأيام 9: 17–18, 1أخبار الأيام 9: 19, 1أخبار الأيام 9: 21, 1أخبار الأيام 9: 22–24, 1أخبار الأيام 9: 26–27, 1أخبار الأيام 9: 28–29, 1أخبار الأيام 9: 32, 1أخبار الأيام 9: 33, 1أخبار الأيام 10: 1–2, 1أخبار الأيام 10: 4, 1أخبار الأيام 10: 4 (#2), 1أخبار الأيام 10: 5, 1أخبار الأيام 10: 7, 1أخبار الأيام 10: 9–10, 1أخبار الأيام 10: 11–12, 1أخبار الأيام 10: 13–14, 1أخبار الأيام 10: 14, 1أخبار الأيام 11: 1–3, 1أخبار الأيام 11: 4–6, 1أخبار الأيام 11: 7–9, 1أخبار الأيام 11: 11, 1أخبار الأيام 11: 12–14, 1أخبار الأيام 11: 17, 1أخبار الأيام 11: 18, 1أخبار الأيام 11: 19, 1أخبار الأيام 11: 20–21, 1أخبار الأيام 11: 22–23, 1أخبار الأيام 11: 24–25, 1أخبار الأيام 11: 26, 1أخبار الأيام 12: 1–2, 1أخبار الأيام 12: 8, 1أخبار الأيام 12: 14–15, 1أخبار الأيام 12: 16–17, 1أخبار الأيام 12: 18, 1أخبار الأيام 12: 19, 1أخبار الأيام 12: 21, 1أخبار الأيام 12: 23, 1أخبار الأيام 12: 28, 1أخبار الأيام 12: 32, 1أخبار الأيام 12: 38, 1أخبار الأيام 12: 39, 1أخبار الأيام 13: 1–2, 1أخبار الأيام 13: 2–4, 1أخبار الأيام 13: 7–8, 1أخبار الأيام 13: 9, 1أخبار الأيام 13: 11, 1أخبار الأيام 13: 12–13, 1أخبار الأيام 13: 14, 1أخبار الأيام 14: 1–2, 1أخبار الأيام 14: 3, 1أخبار الأيام 14: 8, 1أخبار الأيام 14: 10, 1أخبار الأيام 14: 12, 1أخبار الأيام 14: 13–14, 1أخبار الأيام 14: 15, 1أخبار الأيام 14: 17, 1أخبار الأيام 15: 2, 1أخبار الأيام 15: 3, 1أخبار الأيام 15: 4, 1أخبار الأيام 15: 12, 1أخبار الأيام 15: 14, 1أخبار الأيام 15: 15, 1أخبار الأيام 15: 16, 1أخبار الأيام 15: 26, 1أخبار الأيام 15: 27, 1أخبار الأيام 15: 28, 1أخبار الأيام 15: 29, 1أخبار الأيام 16: 1, 1أخبار الأيام 16: 2–3, 1أخبار الأيام 16: 4, 1أخبار الأيام 16: 7, 1أخبار الأيام 16: 9, 1 أخبار الأيام 16: 10–11, 1 أخبار الأيام 16: 12–14, 1 أخبار الأيام 16: 15–16, 1أخبار الأيام 16: 18, 1أخبار الأيام 16: 19–21, 1أخبار الأيام 16: 23–24, 1أخبار الأيام 16: 25–26, 1أخبار الأيام 16: 28, 1أخبار الأيام 16: 31, 1أخبار الأيام 16: 33, 1أخبار الأيام 16: 35, 1أخبار الأيام 16: 36, 1أخبار الأيام 16: 40, 1أخبار الأيام 16: 43, 1أخبار الأيام 17: 1, 1أخبار الأيام 17: 3, 1أخبار الأيام 17: 7, 1أخبار الأيام 17: 8, 1أخبار الأيام 17: 9, 1أخبار الأيام 17: 11–12, 1أخبار الأيام 17: 14, 1أخبار الأيام 17: 17–18, 1أخبار الأيام 17: 21, 1أخبار الأيام 17: 23, 1أخبار الأيام 17: 26–27, 1أخبار الأيام 18: 1–2, 1أخبار الأيام 18: 3–4, 1أخبار الأيام 18: 5–6, 1أخبار الأيام 18: 8, 1أخبار الأيام 18: 9–11, 1أخبار الأيام 18: 12–13, 1أخبار الأيام 18: 17, 1أخبار الأيام 19: 1–2, 1أخبار الأيام 19: 3, 1أخبار الأيام 19: 4–5, 1أخبار الأيام 19: 6–7, 1أخبار الأيام 19: 8, 1أخبار الأيام 19: 10–11, 1أخبار الأيام 19: 12–13, 1أخبار الأيام 19: 14–15, 1أخبار الأيام 19: 16–17, 1أخبار الأيام 19: 18–19, 1أخبار الأيام 20: 1, 1أخبار الأيام 20: 2–3, 1أخبار الأيام 20: 6–8, 1أخبار الأيام 21: 1–2, 1أخبار الأيام 21: 3, 1أخبار الأيام 21: 4–5, 1أخبار الأيام 21: 7, 1أخبار الأيام 21: 8, 1أخبار الأيام 21: 9–10, 1أخبار الأيام 21: 11–12, 1أخبار الأيام 21: 13, 1أخبار الأيام 21: 14–15, 1أخبار الأيام 21: 16–17, 1أخبار الأيام 21: 18–19, 1أخبار الأيام 21: 20, 1أخبار الأيام 21: 21–22, 1أخبار الأيام 21: 23–24, 1أخبار الأيام 21: 25–27, 1أخبار الأيام 21: 29–30, 1أخبار الأيام 22: 1–2, 1أخبار الأيام 22: 3–5, 1أخبار الأيام 22: 6–8, 1أخبار الأيام 22: 9–10, 1أخبار الأيام 22: 13, 1أخبار الأيام 22: 14, 1أخبار الأيام 22: 19, 1أخبار الأيام 23: 1–3, 1أخبار الأيام 23: 4–6, 1أخبار الأيام 23: 13, 1أخبار الأيام 23: 25–26, 1أخبار الأيام 23: 30–31, 1أخبار الأيام 24: 5, 1أخبار الأيام 24: 19, 1أخبار الأيام 24: 31, 1أخبار الأيام 25: 1, 1أخبار الأيام 25: 3, 1أخبار الأيام 25: 3 (#2), 1أخبار الأيام 25: 8, 1أخبار الأيام 26: 8, 1أخبار الأيام 26: 10, 1أخبار الأيام 26: 12, 1أخبار الأيام 26: 15, 1أخبار الأيام 26: 20, 1أخبار الأيام 26: 27, 1أخبار الأيام 26: 29, 1أخبار الأيام 27: 1, 1أخبار الأيام 27: 1 (#2), 1أخبار الأيام 27: 23, 1أخبار الأيام 27: 25, 1أخبار الأيام 27: 28, 1أخبار الأيام 27: 32, 1أخبار الأيام 28: 3, 1أخبار الأيام 28: 5, 1أخبار الأيام 28: 7, 1أخبار الأيام 28: 8, 1أخبار الأيام 28: 9, 1أخبار الأيام 28: 9 (#2), 1أخبار الأيام 28: 12, 1أخبار الأيام 28: 13, 1أخبار الأيام 28: 19, 1أخبار الأيام 28: 20, 1أخبار الأيام 28: 21, 1أخبار الأيام 29: 1, 1أخبار الأيام 29: 3, 1أخبار الأيام 29: 6, 1أخبار الأيام 29: 9, 1أخبار الأيام 29: 11, 1أخبار الأيام 29: 12, 1أخبار الأيام 29: 14, 1أخبار الأيام 29: 17, 1أخبار الأيام 29: 17 (#2), 1أخبار الأيام 29: 20, 1أخبار الأيام 29: 22, 1أخبار الأيام 29: 25, 1أخبار الأيام 29: 28, 1أخبار الأيام 29: 30</w:t>
       </w:r>
       <w:r>
         <w:rPr>

--- a/arb/docx/13.content.docx
+++ b/arb/docx/13.content.docx
@@ -132,21 +132,6 @@
           <w:lang w:val="ar_AE" w:bidi="ar_AE"/>
         </w:rPr>
         <w:t>1CH</w:t>
-      </w:r>
-      <w:r>
-        <w:rPr>
-          <w:lang w:val="ar_AE" w:bidi="ar_AE"/>
-        </w:rPr>
-      </w:r>
-    </w:p>
-    <w:p>
-      <w:pPr>
-        <w:bidi/>
-      </w:pPr>
-      <w:r>
-        <w:rPr>
-          <w:lang w:val="ar_AE" w:bidi="ar_AE"/>
-        </w:rPr>
       </w:r>
       <w:r>
         <w:rPr>

--- a/arb/docx/13.content.docx
+++ b/arb/docx/13.content.docx
@@ -22,7 +22,7 @@
         <w:rPr>
           <w:lang w:val="ar_AE" w:bidi="ar_AE"/>
         </w:rPr>
-        <w:t>Resource: أسئلة الترجمة (unfoldingWord)</w:t>
+        <w:t>Resource: unfoldingWord® Translation Questions</w:t>
       </w:r>
       <w:r>
         <w:rPr>
@@ -91,7 +91,7 @@
         <w:rPr>
           <w:lang w:val="ar_AE" w:bidi="ar_AE"/>
         </w:rPr>
-        <w:t>أسئلة الترجمة (unfoldingWord)</w:t>
+        <w:t>unfoldingWord® Translation Questions</w:t>
       </w:r>
     </w:p>
     <w:p>
